--- a/web/docs/15_NgoAnhVinh_2024_JAffectDisordReports.docx
+++ b/web/docs/15_NgoAnhVinh_2024_JAffectDisordReports.docx
@@ -2070,14 +2070,16 @@
       </w:tr>
     </w:tbl>
     <w:p>
+      <w:pPr>
+        <w:pStyle w:val="Heading2"/>
+      </w:pPr>
       <w:r>
         <w:rPr>
           <w:rFonts w:ascii="Times New Roman" w:hAnsi="Times New Roman"/>
           <w:b/>
           <w:color w:val="FF0000"/>
-          <w:sz w:val="26"/>
         </w:rPr>
-        <w:t>PHẢN BIỆN CHI TIẾT</w:t>
+        <w:t>QUAN ĐIỂM PHẢN BIỆN / CRITICAL REVIEW</w:t>
       </w:r>
     </w:p>
     <w:p>

--- a/web/docs/15_NgoAnhVinh_2024_JAffectDisordReports.docx
+++ b/web/docs/15_NgoAnhVinh_2024_JAffectDisordReports.docx
@@ -466,6 +466,17 @@
           <w:sz w:val="24"/>
         </w:rPr>
         <w:t>• Không phân tích giới tính chi tiết trong tỷ lệ lo âu.</w:t>
+      </w:r>
+    </w:p>
+    <w:p>
+      <w:r>
+        <w:rPr>
+          <w:rFonts w:ascii="Times New Roman" w:hAnsi="Times New Roman"/>
+          <w:i/>
+          <w:color w:val="0070C0"/>
+          <w:sz w:val="22"/>
+        </w:rPr>
+        <w:t>Nói cách khác, nghiên cứu này kết hợp hai chiều đánh giá — tình trạng sức khỏe tâm thần hiện tại (DASS-21) và trải nghiệm bất lợi quá khứ (ACEs) — để hiểu mối quan hệ giữa "vết thương thời thơ ấu" và rối loạn cảm xúc ở thanh thiếu niên dân tộc thiểu số.</w:t>
       </w:r>
     </w:p>
     <w:p>
@@ -2070,6 +2081,25 @@
       </w:tr>
     </w:tbl>
     <w:p>
+      <w:r>
+        <w:rPr>
+          <w:rFonts w:ascii="Times New Roman" w:hAnsi="Times New Roman"/>
+          <w:b/>
+          <w:color w:val="0070C0"/>
+          <w:sz w:val="24"/>
+        </w:rPr>
+        <w:t xml:space="preserve">Nhận định tổng hợp (Kiến trúc B): </w:t>
+      </w:r>
+      <w:r>
+        <w:rPr>
+          <w:rFonts w:ascii="Times New Roman" w:hAnsi="Times New Roman"/>
+          <w:color w:val="0070C0"/>
+          <w:sz w:val="24"/>
+        </w:rPr>
+        <w:t>Dữ liệu của nghiên cứu này, cho thấy gần 60% thanh thiếu niên dân tộc thiểu số nội trú có triệu chứng trầm cảm và gần 50% đã trải qua ít nhất một trải nghiệm bất lợi, gợi ý rằng nhóm này cần được ưu tiên trong chính sách can thiệp sức khỏe tâm thần quốc gia — đặc biệt thông qua cải thiện mối quan hệ bạn bè tại trường nội trú.</w:t>
+      </w:r>
+    </w:p>
+    <w:p>
       <w:pPr>
         <w:pStyle w:val="Heading2"/>
       </w:pPr>
@@ -2080,6 +2110,25 @@
           <w:color w:val="FF0000"/>
         </w:rPr>
         <w:t>QUAN ĐIỂM PHẢN BIỆN / CRITICAL REVIEW</w:t>
+      </w:r>
+    </w:p>
+    <w:p>
+      <w:r>
+        <w:rPr>
+          <w:rFonts w:ascii="Times New Roman" w:hAnsi="Times New Roman"/>
+          <w:b/>
+          <w:color w:val="FF0000"/>
+          <w:sz w:val="22"/>
+        </w:rPr>
+        <w:t xml:space="preserve">Đối chiếu giới tính (KT3): </w:t>
+      </w:r>
+      <w:r>
+        <w:rPr>
+          <w:rFonts w:ascii="Times New Roman" w:hAnsi="Times New Roman"/>
+          <w:color w:val="FF0000"/>
+          <w:sz w:val="22"/>
+        </w:rPr>
+        <w:t>Tổng quan tài liệu cho thấy nữ giới thường có tỷ lệ lo âu cao hơn nam (Salk và cộng sự, 2017). Tuy nhiên, nghiên cứu này không phân tích giới tính chi tiết cho lo âu — chỉ có OR = 1,29 cho căng thẳng ở nữ, không đạt ý nghĩa (P &gt; 0,05). Đây là khoảng trống cần lấp đầy trong bối cảnh văn hóa giới ở vùng dân tộc thiểu số có thể khác biệt.</w:t>
       </w:r>
     </w:p>
     <w:p>
